--- a/projectReport_phase1.docx
+++ b/projectReport_phase1.docx
@@ -3961,14 +3961,7 @@
           <w:rFonts w:hint="cs"/>
           <w:bCs/>
         </w:rPr>
-        <w:t xml:space="preserve">đối tượng quản lý trung tâm của hệ </w:t>
-      </w:r>
-      <w:r>
-        <w:rPr>
-          <w:rFonts w:hint="cs"/>
-          <w:bCs/>
-        </w:rPr>
-        <w:t>thống</w:t>
+        <w:t>đối tượng quản lý trung tâm của hệ thống</w:t>
       </w:r>
       <w:r>
         <w:rPr>
@@ -17442,27 +17435,26 @@
       </w:pPr>
       <w:r>
         <w:rPr>
-          <w:noProof/>
           <w:sz w:val="20"/>
         </w:rPr>
         <w:lastRenderedPageBreak/>
         <w:drawing>
-          <wp:inline distT="0" distB="0" distL="0" distR="0" wp14:anchorId="68F9187D" wp14:editId="372D5258">
-            <wp:extent cx="9111941" cy="5758624"/>
+          <wp:inline distT="0" distB="0" distL="0" distR="0" wp14:anchorId="0E14E99B" wp14:editId="4048E3C8">
+            <wp:extent cx="9144000" cy="5589270"/>
             <wp:effectExtent l="0" t="0" r="0" b="0"/>
-            <wp:docPr id="6" name="Image 6"/>
+            <wp:docPr id="514294850" name="Picture 1" descr="A computer screen with many white rectangular objects&#10;&#10;Description automatically generated with medium confidence"/>
             <wp:cNvGraphicFramePr>
-              <a:graphicFrameLocks xmlns:a="http://schemas.openxmlformats.org/drawingml/2006/main"/>
+              <a:graphicFrameLocks xmlns:a="http://schemas.openxmlformats.org/drawingml/2006/main" noChangeAspect="1"/>
             </wp:cNvGraphicFramePr>
             <a:graphic xmlns:a="http://schemas.openxmlformats.org/drawingml/2006/main">
               <a:graphicData uri="http://schemas.openxmlformats.org/drawingml/2006/picture">
                 <pic:pic xmlns:pic="http://schemas.openxmlformats.org/drawingml/2006/picture">
                   <pic:nvPicPr>
-                    <pic:cNvPr id="6" name="Image 6"/>
+                    <pic:cNvPr id="514294850" name="Picture 1" descr="A computer screen with many white rectangular objects&#10;&#10;Description automatically generated with medium confidence"/>
                     <pic:cNvPicPr/>
                   </pic:nvPicPr>
                   <pic:blipFill>
-                    <a:blip r:embed="rId14" cstate="print"/>
+                    <a:blip r:embed="rId14"/>
                     <a:stretch>
                       <a:fillRect/>
                     </a:stretch>
@@ -17470,7 +17462,7 @@
                   <pic:spPr>
                     <a:xfrm>
                       <a:off x="0" y="0"/>
-                      <a:ext cx="9111941" cy="5758624"/>
+                      <a:ext cx="9144000" cy="5589270"/>
                     </a:xfrm>
                     <a:prstGeom prst="rect">
                       <a:avLst/>
@@ -24663,6 +24655,7 @@
   <w:style w:type="character" w:default="1" w:styleId="DefaultParagraphFont">
     <w:name w:val="Default Paragraph Font"/>
     <w:uiPriority w:val="1"/>
+    <w:semiHidden/>
     <w:unhideWhenUsed/>
   </w:style>
   <w:style w:type="table" w:default="1" w:styleId="TableNormal">

--- a/projectReport_phase1.docx
+++ b/projectReport_phase1.docx
@@ -15734,14 +15734,7 @@
           <w:color w:val="1F497D" w:themeColor="text2"/>
           <w:lang w:val="vi-VN"/>
         </w:rPr>
-        <w:t xml:space="preserve">1.2.2 </w:t>
-      </w:r>
-      <w:r>
-        <w:rPr>
-          <w:color w:val="1F497D" w:themeColor="text2"/>
-          <w:lang w:val="vi-VN"/>
-        </w:rPr>
-        <w:t>Chính sách chuyển trạng thái bất động sản</w:t>
+        <w:t>1.2.2 Chính sách chuyển trạng thái bất động sản</w:t>
       </w:r>
     </w:p>
     <w:p>
@@ -33385,14 +33378,13 @@
       <w:r>
         <w:rPr>
           <w:noProof/>
-          <w:sz w:val="20"/>
         </w:rPr>
         <w:lastRenderedPageBreak/>
         <w:drawing>
-          <wp:inline distT="0" distB="0" distL="0" distR="0" wp14:anchorId="0E14E99B" wp14:editId="4048E3C8">
-            <wp:extent cx="9144000" cy="5589270"/>
-            <wp:effectExtent l="0" t="0" r="0" b="0"/>
-            <wp:docPr id="514294850" name="Picture 1" descr="A computer screen with many white rectangular objects&#10;&#10;Description automatically generated with medium confidence"/>
+          <wp:inline distT="0" distB="0" distL="0" distR="0" wp14:anchorId="112A3591" wp14:editId="62BD897F">
+            <wp:extent cx="9144000" cy="5573395"/>
+            <wp:effectExtent l="0" t="0" r="0" b="8255"/>
+            <wp:docPr id="621146624" name="Picture 7"/>
             <wp:cNvGraphicFramePr>
               <a:graphicFrameLocks xmlns:a="http://schemas.openxmlformats.org/drawingml/2006/main" noChangeAspect="1"/>
             </wp:cNvGraphicFramePr>
@@ -33400,23 +33392,36 @@
               <a:graphicData uri="http://schemas.openxmlformats.org/drawingml/2006/picture">
                 <pic:pic xmlns:pic="http://schemas.openxmlformats.org/drawingml/2006/picture">
                   <pic:nvPicPr>
-                    <pic:cNvPr id="514294850" name="Picture 1" descr="A computer screen with many white rectangular objects&#10;&#10;Description automatically generated with medium confidence"/>
-                    <pic:cNvPicPr/>
+                    <pic:cNvPr id="0" name="Picture 1"/>
+                    <pic:cNvPicPr>
+                      <a:picLocks noChangeAspect="1" noChangeArrowheads="1"/>
+                    </pic:cNvPicPr>
                   </pic:nvPicPr>
                   <pic:blipFill>
-                    <a:blip r:embed="rId14"/>
+                    <a:blip r:embed="rId14">
+                      <a:extLst>
+                        <a:ext uri="{28A0092B-C50C-407E-A947-70E740481C1C}">
+                          <a14:useLocalDpi xmlns:a14="http://schemas.microsoft.com/office/drawing/2010/main" val="0"/>
+                        </a:ext>
+                      </a:extLst>
+                    </a:blip>
+                    <a:srcRect/>
                     <a:stretch>
                       <a:fillRect/>
                     </a:stretch>
                   </pic:blipFill>
-                  <pic:spPr>
+                  <pic:spPr bwMode="auto">
                     <a:xfrm>
                       <a:off x="0" y="0"/>
-                      <a:ext cx="9144000" cy="5589270"/>
+                      <a:ext cx="9144000" cy="5573395"/>
                     </a:xfrm>
                     <a:prstGeom prst="rect">
                       <a:avLst/>
                     </a:prstGeom>
+                    <a:noFill/>
+                    <a:ln>
+                      <a:noFill/>
+                    </a:ln>
                   </pic:spPr>
                 </pic:pic>
               </a:graphicData>
@@ -40868,6 +40873,7 @@
   <w:style w:type="character" w:default="1" w:styleId="DefaultParagraphFont">
     <w:name w:val="Default Paragraph Font"/>
     <w:uiPriority w:val="1"/>
+    <w:semiHidden/>
     <w:unhideWhenUsed/>
   </w:style>
   <w:style w:type="table" w:default="1" w:styleId="TableNormal">
